--- a/assignments/07-assignment.docx
+++ b/assignments/07-assignment.docx
@@ -691,7 +691,7 @@
         <w:t xml:space="preserve"> </w:t>
       </w:r>
       <w:r>
-        <w:t xml:space="preserve">can end with the agent deleting the test.</w:t>
+        <w:t xml:space="preserve">can end with the agent hard-coding the answers so the test passes.</w:t>
       </w:r>
     </w:p>
     <w:p>
